--- a/docs/Pflichtenheft_V1.2.1.docx
+++ b/docs/Pflichtenheft_V1.2.1.docx
@@ -19,19 +19,8 @@
           <w:sz w:val="36"/>
           <w:szCs w:val="36"/>
         </w:rPr>
-        <w:t xml:space="preserve">Pflichtenheft </w:t>
-      </w:r>
-      <w:proofErr w:type="spellStart"/>
-      <w:r>
-        <w:rPr>
-          <w:b/>
-          <w:bCs/>
-          <w:sz w:val="36"/>
-          <w:szCs w:val="36"/>
-        </w:rPr>
-        <w:t>FitApp</w:t>
-      </w:r>
-      <w:proofErr w:type="spellEnd"/>
+        <w:t>Pflichtenheft FitApp</w:t>
+      </w:r>
     </w:p>
     <w:p>
       <w:pPr>
@@ -517,67 +506,7 @@
                 <w:szCs w:val="20"/>
                 <w:lang w:val="en-US"/>
               </w:rPr>
-              <w:t xml:space="preserve">JavaFX </w:t>
-            </w:r>
-            <w:proofErr w:type="spellStart"/>
-            <w:r>
-              <w:rPr>
-                <w:rFonts w:ascii="Arial" w:eastAsia="Arial" w:hAnsi="Arial" w:cs="Arial"/>
-                <w:sz w:val="20"/>
-                <w:szCs w:val="20"/>
-                <w:lang w:val="en-US"/>
-              </w:rPr>
-              <w:t>Formulare</w:t>
-            </w:r>
-            <w:proofErr w:type="spellEnd"/>
-            <w:r>
-              <w:rPr>
-                <w:rFonts w:ascii="Arial" w:eastAsia="Arial" w:hAnsi="Arial" w:cs="Arial"/>
-                <w:sz w:val="20"/>
-                <w:szCs w:val="20"/>
-                <w:lang w:val="en-US"/>
-              </w:rPr>
-              <w:t>, Exercise-Klassen (</w:t>
-            </w:r>
-            <w:proofErr w:type="spellStart"/>
-            <w:r>
-              <w:rPr>
-                <w:rFonts w:ascii="Arial" w:eastAsia="Arial" w:hAnsi="Arial" w:cs="Arial"/>
-                <w:sz w:val="20"/>
-                <w:szCs w:val="20"/>
-                <w:lang w:val="en-US"/>
-              </w:rPr>
-              <w:t>WeightExercise</w:t>
-            </w:r>
-            <w:proofErr w:type="spellEnd"/>
-            <w:r>
-              <w:rPr>
-                <w:rFonts w:ascii="Arial" w:eastAsia="Arial" w:hAnsi="Arial" w:cs="Arial"/>
-                <w:sz w:val="20"/>
-                <w:szCs w:val="20"/>
-                <w:lang w:val="en-US"/>
-              </w:rPr>
-              <w:t xml:space="preserve">, </w:t>
-            </w:r>
-            <w:proofErr w:type="spellStart"/>
-            <w:r>
-              <w:rPr>
-                <w:rFonts w:ascii="Arial" w:eastAsia="Arial" w:hAnsi="Arial" w:cs="Arial"/>
-                <w:sz w:val="20"/>
-                <w:szCs w:val="20"/>
-                <w:lang w:val="en-US"/>
-              </w:rPr>
-              <w:t>CardioRunning</w:t>
-            </w:r>
-            <w:proofErr w:type="spellEnd"/>
-            <w:r>
-              <w:rPr>
-                <w:rFonts w:ascii="Arial" w:eastAsia="Arial" w:hAnsi="Arial" w:cs="Arial"/>
-                <w:sz w:val="20"/>
-                <w:szCs w:val="20"/>
-                <w:lang w:val="en-US"/>
-              </w:rPr>
-              <w:t>, etc.)</w:t>
+              <w:t>JavaFX Formulare, Exercise-Klassen (WeightExercise, CardioRunning, etc.)</w:t>
             </w:r>
           </w:p>
         </w:tc>
@@ -657,23 +586,13 @@
             </w:tcMar>
           </w:tcPr>
           <w:p>
-            <w:proofErr w:type="gramStart"/>
-            <w:r>
-              <w:rPr>
-                <w:rFonts w:ascii="Arial" w:eastAsia="Arial" w:hAnsi="Arial" w:cs="Arial"/>
-                <w:sz w:val="20"/>
-                <w:szCs w:val="20"/>
-              </w:rPr>
-              <w:t>SQL Datenbank</w:t>
-            </w:r>
-            <w:proofErr w:type="gramEnd"/>
-            <w:r>
-              <w:rPr>
-                <w:rFonts w:ascii="Arial" w:eastAsia="Arial" w:hAnsi="Arial" w:cs="Arial"/>
-                <w:sz w:val="20"/>
-                <w:szCs w:val="20"/>
-              </w:rPr>
-              <w:t>, Repository-Pattern</w:t>
+            <w:r>
+              <w:rPr>
+                <w:rFonts w:ascii="Arial" w:eastAsia="Arial" w:hAnsi="Arial" w:cs="Arial"/>
+                <w:sz w:val="20"/>
+                <w:szCs w:val="20"/>
+              </w:rPr>
+              <w:t>SQL Datenbank, Repository-Pattern</w:t>
             </w:r>
           </w:p>
         </w:tc>
@@ -759,61 +678,7 @@
                 <w:sz w:val="20"/>
                 <w:szCs w:val="20"/>
               </w:rPr>
-              <w:t>JavaFX Charts (</w:t>
-            </w:r>
-            <w:proofErr w:type="spellStart"/>
-            <w:r>
-              <w:rPr>
-                <w:rFonts w:ascii="Arial" w:eastAsia="Arial" w:hAnsi="Arial" w:cs="Arial"/>
-                <w:sz w:val="20"/>
-                <w:szCs w:val="20"/>
-              </w:rPr>
-              <w:t>LineChart</w:t>
-            </w:r>
-            <w:proofErr w:type="spellEnd"/>
-            <w:r>
-              <w:rPr>
-                <w:rFonts w:ascii="Arial" w:eastAsia="Arial" w:hAnsi="Arial" w:cs="Arial"/>
-                <w:sz w:val="20"/>
-                <w:szCs w:val="20"/>
-              </w:rPr>
-              <w:t xml:space="preserve">, </w:t>
-            </w:r>
-            <w:proofErr w:type="spellStart"/>
-            <w:r>
-              <w:rPr>
-                <w:rFonts w:ascii="Arial" w:eastAsia="Arial" w:hAnsi="Arial" w:cs="Arial"/>
-                <w:sz w:val="20"/>
-                <w:szCs w:val="20"/>
-              </w:rPr>
-              <w:t>BarChart</w:t>
-            </w:r>
-            <w:proofErr w:type="spellEnd"/>
-            <w:r>
-              <w:rPr>
-                <w:rFonts w:ascii="Arial" w:eastAsia="Arial" w:hAnsi="Arial" w:cs="Arial"/>
-                <w:sz w:val="20"/>
-                <w:szCs w:val="20"/>
-              </w:rPr>
-              <w:t xml:space="preserve">), </w:t>
-            </w:r>
-            <w:proofErr w:type="spellStart"/>
-            <w:r>
-              <w:rPr>
-                <w:rFonts w:ascii="Arial" w:eastAsia="Arial" w:hAnsi="Arial" w:cs="Arial"/>
-                <w:sz w:val="20"/>
-                <w:szCs w:val="20"/>
-              </w:rPr>
-              <w:t>Statistic</w:t>
-            </w:r>
-            <w:proofErr w:type="spellEnd"/>
-            <w:r>
-              <w:rPr>
-                <w:rFonts w:ascii="Arial" w:eastAsia="Arial" w:hAnsi="Arial" w:cs="Arial"/>
-                <w:sz w:val="20"/>
-                <w:szCs w:val="20"/>
-              </w:rPr>
-              <w:t>-Klasse</w:t>
+              <w:t>JavaFX Charts (LineChart, BarChart), Statistic-Klasse</w:t>
             </w:r>
           </w:p>
         </w:tc>
@@ -1083,47 +948,7 @@
                 <w:szCs w:val="20"/>
                 <w:lang w:val="en-US"/>
               </w:rPr>
-              <w:t>Factory-Pattern (</w:t>
-            </w:r>
-            <w:proofErr w:type="spellStart"/>
-            <w:r>
-              <w:rPr>
-                <w:rFonts w:ascii="Arial" w:eastAsia="Arial" w:hAnsi="Arial" w:cs="Arial"/>
-                <w:sz w:val="20"/>
-                <w:szCs w:val="20"/>
-                <w:lang w:val="en-US"/>
-              </w:rPr>
-              <w:t>ExerciseFactory</w:t>
-            </w:r>
-            <w:proofErr w:type="spellEnd"/>
-            <w:r>
-              <w:rPr>
-                <w:rFonts w:ascii="Arial" w:eastAsia="Arial" w:hAnsi="Arial" w:cs="Arial"/>
-                <w:sz w:val="20"/>
-                <w:szCs w:val="20"/>
-                <w:lang w:val="en-US"/>
-              </w:rPr>
-              <w:t xml:space="preserve">), </w:t>
-            </w:r>
-            <w:proofErr w:type="spellStart"/>
-            <w:r>
-              <w:rPr>
-                <w:rFonts w:ascii="Arial" w:eastAsia="Arial" w:hAnsi="Arial" w:cs="Arial"/>
-                <w:sz w:val="20"/>
-                <w:szCs w:val="20"/>
-                <w:lang w:val="en-US"/>
-              </w:rPr>
-              <w:t>abstrakte</w:t>
-            </w:r>
-            <w:proofErr w:type="spellEnd"/>
-            <w:r>
-              <w:rPr>
-                <w:rFonts w:ascii="Arial" w:eastAsia="Arial" w:hAnsi="Arial" w:cs="Arial"/>
-                <w:sz w:val="20"/>
-                <w:szCs w:val="20"/>
-                <w:lang w:val="en-US"/>
-              </w:rPr>
-              <w:t xml:space="preserve"> Exercise-Klasse</w:t>
+              <w:t>Factory-Pattern (ExerciseFactory), abstrakte Exercise-Klasse</w:t>
             </w:r>
           </w:p>
         </w:tc>
@@ -1209,43 +1034,7 @@
                 <w:sz w:val="20"/>
                 <w:szCs w:val="20"/>
               </w:rPr>
-              <w:t xml:space="preserve">Plan-Klasse mit Liste von </w:t>
-            </w:r>
-            <w:proofErr w:type="spellStart"/>
-            <w:r>
-              <w:rPr>
-                <w:rFonts w:ascii="Arial" w:eastAsia="Arial" w:hAnsi="Arial" w:cs="Arial"/>
-                <w:sz w:val="20"/>
-                <w:szCs w:val="20"/>
-              </w:rPr>
-              <w:t>Exercises</w:t>
-            </w:r>
-            <w:proofErr w:type="spellEnd"/>
-            <w:r>
-              <w:rPr>
-                <w:rFonts w:ascii="Arial" w:eastAsia="Arial" w:hAnsi="Arial" w:cs="Arial"/>
-                <w:sz w:val="20"/>
-                <w:szCs w:val="20"/>
-              </w:rPr>
-              <w:t xml:space="preserve">, </w:t>
-            </w:r>
-            <w:proofErr w:type="spellStart"/>
-            <w:r>
-              <w:rPr>
-                <w:rFonts w:ascii="Arial" w:eastAsia="Arial" w:hAnsi="Arial" w:cs="Arial"/>
-                <w:sz w:val="20"/>
-                <w:szCs w:val="20"/>
-              </w:rPr>
-              <w:t>Builder</w:t>
-            </w:r>
-            <w:proofErr w:type="spellEnd"/>
-            <w:r>
-              <w:rPr>
-                <w:rFonts w:ascii="Arial" w:eastAsia="Arial" w:hAnsi="Arial" w:cs="Arial"/>
-                <w:sz w:val="20"/>
-                <w:szCs w:val="20"/>
-              </w:rPr>
-              <w:t>-Pattern</w:t>
+              <w:t>Plan-Klasse mit Liste von Exercises, Builder-Pattern</w:t>
             </w:r>
           </w:p>
         </w:tc>
@@ -1331,43 +1120,7 @@
                 <w:sz w:val="20"/>
                 <w:szCs w:val="20"/>
               </w:rPr>
-              <w:t>Exportable-Interface (</w:t>
-            </w:r>
-            <w:proofErr w:type="spellStart"/>
-            <w:r>
-              <w:rPr>
-                <w:rFonts w:ascii="Arial" w:eastAsia="Arial" w:hAnsi="Arial" w:cs="Arial"/>
-                <w:sz w:val="20"/>
-                <w:szCs w:val="20"/>
-              </w:rPr>
-              <w:t>exportAsPDF</w:t>
-            </w:r>
-            <w:proofErr w:type="spellEnd"/>
-            <w:r>
-              <w:rPr>
-                <w:rFonts w:ascii="Arial" w:eastAsia="Arial" w:hAnsi="Arial" w:cs="Arial"/>
-                <w:sz w:val="20"/>
-                <w:szCs w:val="20"/>
-              </w:rPr>
-              <w:t xml:space="preserve">, </w:t>
-            </w:r>
-            <w:proofErr w:type="spellStart"/>
-            <w:r>
-              <w:rPr>
-                <w:rFonts w:ascii="Arial" w:eastAsia="Arial" w:hAnsi="Arial" w:cs="Arial"/>
-                <w:sz w:val="20"/>
-                <w:szCs w:val="20"/>
-              </w:rPr>
-              <w:t>exportAsJSON</w:t>
-            </w:r>
-            <w:proofErr w:type="spellEnd"/>
-            <w:r>
-              <w:rPr>
-                <w:rFonts w:ascii="Arial" w:eastAsia="Arial" w:hAnsi="Arial" w:cs="Arial"/>
-                <w:sz w:val="20"/>
-                <w:szCs w:val="20"/>
-              </w:rPr>
-              <w:t>)</w:t>
+              <w:t>Exportable-Interface (exportAsPDF, exportAsJSON)</w:t>
             </w:r>
           </w:p>
         </w:tc>
@@ -1778,27 +1531,7 @@
           <w:szCs w:val="22"/>
           <w:lang w:val="en-US"/>
         </w:rPr>
-        <w:t xml:space="preserve">Model: User, Exercise, Plan, </w:t>
-      </w:r>
-      <w:proofErr w:type="spellStart"/>
-      <w:r>
-        <w:rPr>
-          <w:rFonts w:ascii="Arial" w:eastAsia="Arial" w:hAnsi="Arial" w:cs="Arial"/>
-          <w:sz w:val="22"/>
-          <w:szCs w:val="22"/>
-          <w:lang w:val="en-US"/>
-        </w:rPr>
-        <w:t>CaloriesTracker</w:t>
-      </w:r>
-      <w:proofErr w:type="spellEnd"/>
-      <w:r>
-        <w:rPr>
-          <w:rFonts w:ascii="Arial" w:eastAsia="Arial" w:hAnsi="Arial" w:cs="Arial"/>
-          <w:sz w:val="22"/>
-          <w:szCs w:val="22"/>
-          <w:lang w:val="en-US"/>
-        </w:rPr>
-        <w:t>, Statistic</w:t>
+        <w:t>Model: User, Exercise, Plan, CaloriesTracker, Statistic</w:t>
       </w:r>
     </w:p>
     <w:p>
@@ -1821,69 +1554,7 @@
           <w:szCs w:val="22"/>
           <w:lang w:val="en-US"/>
         </w:rPr>
-        <w:t>View: JavaFX FXML-</w:t>
-      </w:r>
-      <w:proofErr w:type="spellStart"/>
-      <w:r>
-        <w:rPr>
-          <w:rFonts w:ascii="Arial" w:eastAsia="Arial" w:hAnsi="Arial" w:cs="Arial"/>
-          <w:sz w:val="22"/>
-          <w:szCs w:val="22"/>
-          <w:lang w:val="en-US"/>
-        </w:rPr>
-        <w:t>Dateien</w:t>
-      </w:r>
-      <w:proofErr w:type="spellEnd"/>
-      <w:r>
-        <w:rPr>
-          <w:rFonts w:ascii="Arial" w:eastAsia="Arial" w:hAnsi="Arial" w:cs="Arial"/>
-          <w:sz w:val="22"/>
-          <w:szCs w:val="22"/>
-          <w:lang w:val="en-US"/>
-        </w:rPr>
-        <w:t xml:space="preserve"> (</w:t>
-      </w:r>
-      <w:proofErr w:type="spellStart"/>
-      <w:proofErr w:type="gramStart"/>
-      <w:r>
-        <w:rPr>
-          <w:rFonts w:ascii="Arial" w:eastAsia="Arial" w:hAnsi="Arial" w:cs="Arial"/>
-          <w:sz w:val="22"/>
-          <w:szCs w:val="22"/>
-          <w:lang w:val="en-US"/>
-        </w:rPr>
-        <w:t>login.fxml</w:t>
-      </w:r>
-      <w:proofErr w:type="spellEnd"/>
-      <w:proofErr w:type="gramEnd"/>
-      <w:r>
-        <w:rPr>
-          <w:rFonts w:ascii="Arial" w:eastAsia="Arial" w:hAnsi="Arial" w:cs="Arial"/>
-          <w:sz w:val="22"/>
-          <w:szCs w:val="22"/>
-          <w:lang w:val="en-US"/>
-        </w:rPr>
-        <w:t xml:space="preserve">, </w:t>
-      </w:r>
-      <w:proofErr w:type="spellStart"/>
-      <w:r>
-        <w:rPr>
-          <w:rFonts w:ascii="Arial" w:eastAsia="Arial" w:hAnsi="Arial" w:cs="Arial"/>
-          <w:sz w:val="22"/>
-          <w:szCs w:val="22"/>
-          <w:lang w:val="en-US"/>
-        </w:rPr>
-        <w:t>mainMenu.fxml</w:t>
-      </w:r>
-      <w:proofErr w:type="spellEnd"/>
-      <w:r>
-        <w:rPr>
-          <w:rFonts w:ascii="Arial" w:eastAsia="Arial" w:hAnsi="Arial" w:cs="Arial"/>
-          <w:sz w:val="22"/>
-          <w:szCs w:val="22"/>
-          <w:lang w:val="en-US"/>
-        </w:rPr>
-        <w:t>, etc.)</w:t>
+        <w:t>View: JavaFX FXML-Dateien (login.fxml, mainMenu.fxml, etc.)</w:t>
       </w:r>
     </w:p>
     <w:p>
@@ -1902,54 +1573,8 @@
           <w:sz w:val="22"/>
           <w:szCs w:val="22"/>
         </w:rPr>
-        <w:t xml:space="preserve">Controller: </w:t>
-      </w:r>
-      <w:proofErr w:type="spellStart"/>
-      <w:r>
-        <w:rPr>
-          <w:rFonts w:ascii="Arial" w:eastAsia="Arial" w:hAnsi="Arial" w:cs="Arial"/>
-          <w:sz w:val="22"/>
-          <w:szCs w:val="22"/>
-        </w:rPr>
-        <w:t>LoginController</w:t>
-      </w:r>
-      <w:proofErr w:type="spellEnd"/>
-      <w:r>
-        <w:rPr>
-          <w:rFonts w:ascii="Arial" w:eastAsia="Arial" w:hAnsi="Arial" w:cs="Arial"/>
-          <w:sz w:val="22"/>
-          <w:szCs w:val="22"/>
-        </w:rPr>
-        <w:t xml:space="preserve">, </w:t>
-      </w:r>
-      <w:proofErr w:type="spellStart"/>
-      <w:r>
-        <w:rPr>
-          <w:rFonts w:ascii="Arial" w:eastAsia="Arial" w:hAnsi="Arial" w:cs="Arial"/>
-          <w:sz w:val="22"/>
-          <w:szCs w:val="22"/>
-        </w:rPr>
-        <w:t>MainMenuController</w:t>
-      </w:r>
-      <w:proofErr w:type="spellEnd"/>
-      <w:r>
-        <w:rPr>
-          <w:rFonts w:ascii="Arial" w:eastAsia="Arial" w:hAnsi="Arial" w:cs="Arial"/>
-          <w:sz w:val="22"/>
-          <w:szCs w:val="22"/>
-        </w:rPr>
-        <w:t xml:space="preserve">, </w:t>
-      </w:r>
-      <w:proofErr w:type="spellStart"/>
-      <w:r>
-        <w:rPr>
-          <w:rFonts w:ascii="Arial" w:eastAsia="Arial" w:hAnsi="Arial" w:cs="Arial"/>
-          <w:sz w:val="22"/>
-          <w:szCs w:val="22"/>
-        </w:rPr>
-        <w:t>CaloricIntakeController</w:t>
-      </w:r>
-      <w:proofErr w:type="spellEnd"/>
+        <w:t>Controller: LoginController, MainMenuController, CaloricIntakeController</w:t>
+      </w:r>
     </w:p>
     <w:p>
       <w:pPr>
@@ -2277,23 +1902,13 @@
             </w:tcMar>
           </w:tcPr>
           <w:p>
-            <w:proofErr w:type="spellStart"/>
-            <w:r>
-              <w:rPr>
-                <w:rFonts w:ascii="Arial" w:eastAsia="Arial" w:hAnsi="Arial" w:cs="Arial"/>
-                <w:sz w:val="20"/>
-                <w:szCs w:val="20"/>
-              </w:rPr>
-              <w:t>Build</w:t>
-            </w:r>
-            <w:proofErr w:type="spellEnd"/>
-            <w:r>
-              <w:rPr>
-                <w:rFonts w:ascii="Arial" w:eastAsia="Arial" w:hAnsi="Arial" w:cs="Arial"/>
-                <w:sz w:val="20"/>
-                <w:szCs w:val="20"/>
-              </w:rPr>
-              <w:t>-Tool</w:t>
+            <w:r>
+              <w:rPr>
+                <w:rFonts w:ascii="Arial" w:eastAsia="Arial" w:hAnsi="Arial" w:cs="Arial"/>
+                <w:sz w:val="20"/>
+                <w:szCs w:val="20"/>
+              </w:rPr>
+              <w:t>Build-Tool</w:t>
             </w:r>
           </w:p>
         </w:tc>
@@ -2373,23 +1988,13 @@
             </w:tcMar>
           </w:tcPr>
           <w:p>
-            <w:proofErr w:type="spellStart"/>
-            <w:r>
-              <w:rPr>
-                <w:rFonts w:ascii="Arial" w:eastAsia="Arial" w:hAnsi="Arial" w:cs="Arial"/>
-                <w:sz w:val="20"/>
-                <w:szCs w:val="20"/>
-              </w:rPr>
-              <w:t>Git</w:t>
-            </w:r>
-            <w:proofErr w:type="spellEnd"/>
-            <w:r>
-              <w:rPr>
-                <w:rFonts w:ascii="Arial" w:eastAsia="Arial" w:hAnsi="Arial" w:cs="Arial"/>
-                <w:sz w:val="20"/>
-                <w:szCs w:val="20"/>
-              </w:rPr>
-              <w:t xml:space="preserve"> / GitHub</w:t>
+            <w:r>
+              <w:rPr>
+                <w:rFonts w:ascii="Arial" w:eastAsia="Arial" w:hAnsi="Arial" w:cs="Arial"/>
+                <w:sz w:val="20"/>
+                <w:szCs w:val="20"/>
+              </w:rPr>
+              <w:t>Git / GitHub</w:t>
             </w:r>
           </w:p>
         </w:tc>
@@ -2577,23 +2182,13 @@
             </w:tcMar>
           </w:tcPr>
           <w:p>
-            <w:proofErr w:type="spellStart"/>
-            <w:r>
-              <w:rPr>
-                <w:rFonts w:ascii="Arial" w:eastAsia="Arial" w:hAnsi="Arial" w:cs="Arial"/>
-                <w:sz w:val="20"/>
-                <w:szCs w:val="20"/>
-              </w:rPr>
-              <w:t>CaloriesTracker</w:t>
-            </w:r>
-            <w:proofErr w:type="spellEnd"/>
-            <w:r>
-              <w:rPr>
-                <w:rFonts w:ascii="Arial" w:eastAsia="Arial" w:hAnsi="Arial" w:cs="Arial"/>
-                <w:sz w:val="20"/>
-                <w:szCs w:val="20"/>
-              </w:rPr>
-              <w:t xml:space="preserve"> → JavaFX Properties</w:t>
+            <w:r>
+              <w:rPr>
+                <w:rFonts w:ascii="Arial" w:eastAsia="Arial" w:hAnsi="Arial" w:cs="Arial"/>
+                <w:sz w:val="20"/>
+                <w:szCs w:val="20"/>
+              </w:rPr>
+              <w:t>CaloriesTracker → JavaFX Properties</w:t>
             </w:r>
           </w:p>
         </w:tc>
@@ -2673,7 +2268,6 @@
             </w:tcMar>
           </w:tcPr>
           <w:p>
-            <w:proofErr w:type="spellStart"/>
             <w:r>
               <w:rPr>
                 <w:rFonts w:ascii="Arial" w:eastAsia="Arial" w:hAnsi="Arial" w:cs="Arial"/>
@@ -2682,7 +2276,6 @@
               </w:rPr>
               <w:t>ExerciseFactory</w:t>
             </w:r>
-            <w:proofErr w:type="spellEnd"/>
           </w:p>
         </w:tc>
         <w:tc>
@@ -2708,7 +2301,6 @@
                 <w:lang w:val="en-US"/>
               </w:rPr>
             </w:pPr>
-            <w:proofErr w:type="spellStart"/>
             <w:r>
               <w:rPr>
                 <w:rFonts w:ascii="Arial" w:eastAsia="Arial" w:hAnsi="Arial" w:cs="Arial"/>
@@ -2716,69 +2308,8 @@
                 <w:szCs w:val="20"/>
                 <w:lang w:val="en-US"/>
               </w:rPr>
-              <w:t>Erstellt</w:t>
-            </w:r>
-            <w:proofErr w:type="spellEnd"/>
-            <w:r>
-              <w:rPr>
-                <w:rFonts w:ascii="Arial" w:eastAsia="Arial" w:hAnsi="Arial" w:cs="Arial"/>
-                <w:sz w:val="20"/>
-                <w:szCs w:val="20"/>
-                <w:lang w:val="en-US"/>
-              </w:rPr>
-              <w:t xml:space="preserve"> </w:t>
-            </w:r>
-            <w:proofErr w:type="spellStart"/>
-            <w:r>
-              <w:rPr>
-                <w:rFonts w:ascii="Arial" w:eastAsia="Arial" w:hAnsi="Arial" w:cs="Arial"/>
-                <w:sz w:val="20"/>
-                <w:szCs w:val="20"/>
-                <w:lang w:val="en-US"/>
-              </w:rPr>
-              <w:t>WeightExercise</w:t>
-            </w:r>
-            <w:proofErr w:type="spellEnd"/>
-            <w:r>
-              <w:rPr>
-                <w:rFonts w:ascii="Arial" w:eastAsia="Arial" w:hAnsi="Arial" w:cs="Arial"/>
-                <w:sz w:val="20"/>
-                <w:szCs w:val="20"/>
-                <w:lang w:val="en-US"/>
-              </w:rPr>
-              <w:t xml:space="preserve">, </w:t>
-            </w:r>
-            <w:proofErr w:type="spellStart"/>
-            <w:r>
-              <w:rPr>
-                <w:rFonts w:ascii="Arial" w:eastAsia="Arial" w:hAnsi="Arial" w:cs="Arial"/>
-                <w:sz w:val="20"/>
-                <w:szCs w:val="20"/>
-                <w:lang w:val="en-US"/>
-              </w:rPr>
-              <w:t>CardioRunning</w:t>
-            </w:r>
-            <w:proofErr w:type="spellEnd"/>
-            <w:r>
-              <w:rPr>
-                <w:rFonts w:ascii="Arial" w:eastAsia="Arial" w:hAnsi="Arial" w:cs="Arial"/>
-                <w:sz w:val="20"/>
-                <w:szCs w:val="20"/>
-                <w:lang w:val="en-US"/>
-              </w:rPr>
-              <w:t xml:space="preserve"> etc. </w:t>
-            </w:r>
-            <w:proofErr w:type="spellStart"/>
-            <w:r>
-              <w:rPr>
-                <w:rFonts w:ascii="Arial" w:eastAsia="Arial" w:hAnsi="Arial" w:cs="Arial"/>
-                <w:sz w:val="20"/>
-                <w:szCs w:val="20"/>
-                <w:lang w:val="en-US"/>
-              </w:rPr>
-              <w:t>zentral</w:t>
-            </w:r>
-            <w:proofErr w:type="spellEnd"/>
+              <w:t>Erstellt WeightExercise, CardioRunning etc. zentral</w:t>
+            </w:r>
           </w:p>
         </w:tc>
       </w:tr>
@@ -2801,7 +2332,6 @@
             </w:tcMar>
           </w:tcPr>
           <w:p>
-            <w:proofErr w:type="spellStart"/>
             <w:r>
               <w:rPr>
                 <w:rFonts w:ascii="Arial" w:eastAsia="Arial" w:hAnsi="Arial" w:cs="Arial"/>
@@ -2810,7 +2340,6 @@
               </w:rPr>
               <w:t>Strategy</w:t>
             </w:r>
-            <w:proofErr w:type="spellEnd"/>
           </w:p>
         </w:tc>
         <w:tc>
@@ -2831,51 +2360,13 @@
             </w:tcMar>
           </w:tcPr>
           <w:p>
-            <w:proofErr w:type="spellStart"/>
-            <w:proofErr w:type="gramStart"/>
-            <w:r>
-              <w:rPr>
-                <w:rFonts w:ascii="Arial" w:eastAsia="Arial" w:hAnsi="Arial" w:cs="Arial"/>
-                <w:sz w:val="20"/>
-                <w:szCs w:val="20"/>
-              </w:rPr>
-              <w:t>calcCalories</w:t>
-            </w:r>
-            <w:proofErr w:type="spellEnd"/>
-            <w:r>
-              <w:rPr>
-                <w:rFonts w:ascii="Arial" w:eastAsia="Arial" w:hAnsi="Arial" w:cs="Arial"/>
-                <w:sz w:val="20"/>
-                <w:szCs w:val="20"/>
-              </w:rPr>
-              <w:t>(</w:t>
-            </w:r>
-            <w:proofErr w:type="gramEnd"/>
-            <w:r>
-              <w:rPr>
-                <w:rFonts w:ascii="Arial" w:eastAsia="Arial" w:hAnsi="Arial" w:cs="Arial"/>
-                <w:sz w:val="20"/>
-                <w:szCs w:val="20"/>
-              </w:rPr>
-              <w:t xml:space="preserve">) pro </w:t>
-            </w:r>
-            <w:proofErr w:type="spellStart"/>
-            <w:r>
-              <w:rPr>
-                <w:rFonts w:ascii="Arial" w:eastAsia="Arial" w:hAnsi="Arial" w:cs="Arial"/>
-                <w:sz w:val="20"/>
-                <w:szCs w:val="20"/>
-              </w:rPr>
-              <w:t>Exercise</w:t>
-            </w:r>
-            <w:proofErr w:type="spellEnd"/>
-            <w:r>
-              <w:rPr>
-                <w:rFonts w:ascii="Arial" w:eastAsia="Arial" w:hAnsi="Arial" w:cs="Arial"/>
-                <w:sz w:val="20"/>
-                <w:szCs w:val="20"/>
-              </w:rPr>
-              <w:t>-Typ</w:t>
+            <w:r>
+              <w:rPr>
+                <w:rFonts w:ascii="Arial" w:eastAsia="Arial" w:hAnsi="Arial" w:cs="Arial"/>
+                <w:sz w:val="20"/>
+                <w:szCs w:val="20"/>
+              </w:rPr>
+              <w:t>calcCalories() pro Exercise-Typ</w:t>
             </w:r>
           </w:p>
         </w:tc>
@@ -3340,13 +2831,8 @@
         </w:numPr>
       </w:pPr>
       <w:r>
-        <w:t xml:space="preserve">Startseite für Eingabe von Benutzername und Passwort mit </w:t>
-      </w:r>
-      <w:proofErr w:type="spellStart"/>
-      <w:r>
-        <w:t>Loginbutton</w:t>
-      </w:r>
-      <w:proofErr w:type="spellEnd"/>
+        <w:t>Startseite für Eingabe von Benutzername und Passwort mit Loginbutton</w:t>
+      </w:r>
     </w:p>
     <w:p>
       <w:pPr>
@@ -3735,27 +3221,7 @@
                 <w:szCs w:val="20"/>
                 <w:lang w:val="en-US"/>
               </w:rPr>
-              <w:t>Open-Source-</w:t>
-            </w:r>
-            <w:proofErr w:type="spellStart"/>
-            <w:r>
-              <w:rPr>
-                <w:rFonts w:ascii="Arial" w:eastAsia="Arial" w:hAnsi="Arial" w:cs="Arial"/>
-                <w:sz w:val="20"/>
-                <w:szCs w:val="20"/>
-                <w:lang w:val="en-US"/>
-              </w:rPr>
-              <w:t>Technologien</w:t>
-            </w:r>
-            <w:proofErr w:type="spellEnd"/>
-            <w:r>
-              <w:rPr>
-                <w:rFonts w:ascii="Arial" w:eastAsia="Arial" w:hAnsi="Arial" w:cs="Arial"/>
-                <w:sz w:val="20"/>
-                <w:szCs w:val="20"/>
-                <w:lang w:val="en-US"/>
-              </w:rPr>
-              <w:t xml:space="preserve"> (Java, JavaFX, SQ</w:t>
+              <w:t>Open-Source-Technologien (Java, JavaFX, SQ</w:t>
             </w:r>
             <w:r>
               <w:rPr>
@@ -4150,11 +3616,9 @@
       <w:r>
         <w:t xml:space="preserve">René Pettelkau – </w:t>
       </w:r>
-      <w:proofErr w:type="spellStart"/>
-      <w:r>
-        <w:t>tba</w:t>
-      </w:r>
-      <w:proofErr w:type="spellEnd"/>
+      <w:r>
+        <w:t>Architektur, Testing</w:t>
+      </w:r>
     </w:p>
     <w:p>
       <w:r>
